--- a/Documentation/02-Functional-Specification.docx
+++ b/Documentation/02-Functional-Specification.docx
@@ -65,7 +65,7 @@
           <w:sz w:val="20"/>
           <w:szCs w:val="20"/>
         </w:rPr>
-        <w:t xml:space="preserve">Version 1.0  ·  Project documentation  ·  2026</w:t>
+        <w:t>Version 1.1  ·  Project documentation  ·  2026</w:t>
       </w:r>
     </w:p>
     <w:p>
@@ -2082,7 +2082,7 @@
                 <w:sz w:val="20"/>
                 <w:szCs w:val="20"/>
               </w:rPr>
-              <w:t xml:space="preserve">Owner or an Approver assigned to that Space</w:t>
+              <w:t>An Approver assigned to that Space, or an Admin (FR-403)</w:t>
             </w:r>
           </w:p>
         </w:tc>
@@ -2148,7 +2148,7 @@
                 <w:sz w:val="20"/>
                 <w:szCs w:val="20"/>
               </w:rPr>
-              <w:t xml:space="preserve">Owner or Approver, with a required comment</w:t>
+              <w:t>Approver or Admin, with a required comment</w:t>
             </w:r>
           </w:p>
         </w:tc>
@@ -2282,7 +2282,7 @@
                 <w:sz w:val="20"/>
                 <w:szCs w:val="20"/>
               </w:rPr>
-              <w:t xml:space="preserve">Owner or Admin</w:t>
+              <w:t>Approver or Admin</w:t>
             </w:r>
           </w:p>
         </w:tc>
@@ -3046,7 +3046,7 @@
           <w:szCs w:val="18"/>
           <w:shd w:fill="F4F5F7" w:val="clear"/>
         </w:rPr>
-        <w:t xml:space="preserve">uploaded → transcribing → generating → draft ready → failed</w:t>
+        <w:t>uploaded → transcribing → segmenting → generating → draft ready → failed</w:t>
       </w:r>
       <w:r>
         <w:rPr>
@@ -3091,7 +3091,7 @@
           <w:sz w:val="20"/>
           <w:szCs w:val="20"/>
         </w:rPr>
-        <w:t xml:space="preserve">Recordings are private to the uploader and Space admins until a draft SOP is created from them.</w:t>
+        <w:t>Recordings are private to the uploader and workspace Admins until a draft SOP is created from them.</w:t>
       </w:r>
     </w:p>
     <w:p>
@@ -3547,6 +3547,25 @@
           <w:szCs w:val="20"/>
         </w:rPr>
         <w:t xml:space="preserve">Generation is re-runnable on the same recording, producing a new draft rather than overwriting edits.</w:t>
+      </w:r>
+    </w:p>
+    <w:p>
+      <w:pPr>
+        <w:pStyle w:val="ListParagraph"/>
+        <w:numPr>
+          <w:ilvl w:val="0"/>
+          <w:numId w:val="2"/>
+        </w:numPr>
+        <w:spacing w:after="40" w:before="40"/>
+      </w:pPr>
+      <w:r>
+        <w:rPr>
+          <w:rFonts w:ascii="Calibri" w:cs="Calibri" w:eastAsia="Calibri" w:hAnsi="Calibri"/>
+          <w:color w:val="1A1A1A"/>
+          <w:sz w:val="20"/>
+          <w:szCs w:val="20"/>
+        </w:rPr>
+        <w:t>A generated draft cannot be submitted for review until every generated step has been verified or edited by a person (FR-315; screen S9). The submit action states how many steps are outstanding.</w:t>
       </w:r>
     </w:p>
     <w:p>
